--- a/patent-package/final/provisional/editable/fee-worksheet.docx
+++ b/patent-package/final/provisional/editable/fee-worksheet.docx
@@ -989,7 +989,7 @@
                 <w:sz w:val="20"/>
                 <w:szCs w:val="20"/>
               </w:rPr>
-              <w:t xml:space="preserve">Specification with claims and abstract renders to 42 pages, plus 13 drawing sheets, 55 sheets in all, under 100</w:t>
+              <w:t xml:space="preserve">Specification with claims and abstract renders to 37 pages, plus 13 drawing sheets, 50 sheets in all, under 100</w:t>
             </w:r>
           </w:p>
         </w:tc>
@@ -1351,7 +1351,7 @@
           <w:sz w:val="24"/>
           <w:szCs w:val="24"/>
         </w:rPr>
-        <w:t xml:space="preserve">The provisional fee secures a filing date for twelve months. It does not count toward the nonprovisional fees: when the nonprovisional application claiming this provisional's benefit is filed within twelve months (patent-package/final/utility-with-priority), the basic filing, search, examination and excess-claim fees of that application are due in full at that time (see that package's fee-worksheet.md, 2,170 USD small entity as recorded for 29 claims with 6 independent claims, or 730 USD if trimmed to 20 claims with 3 independent claims; verify current USPTO fee schedule at filing).</w:t>
+        <w:t xml:space="preserve">The provisional fee secures a filing date for twelve months. It does not count toward the nonprovisional fees: when the nonprovisional application claiming this provisional's benefit is filed within twelve months (patent-package/final/utility-with-priority), the basic filing, search, examination and excess-claim fees of that application are due in full at that time (see that package's fee-worksheet.md, 970 USD small entity as recorded for 20 claims with 4 independent claims, of which 240 USD is the one excess-independent-claim fee, or 730 USD if the fourth independent claim is also dropped; verify current USPTO fee schedule at filing).</w:t>
       </w:r>
     </w:p>
     <w:p>
